--- a/assets/varun-profile-note.docx
+++ b/assets/varun-profile-note.docx
@@ -25,7 +25,7 @@
     </w:p>
     <w:p>
       <w:r>
-        <w:t>At district, that interest takes him into the social life of going out. He wrote Touching Grass: How India Will Go Out in 2026, a cultural reading of how plans and experiences become ways to seek company, express identity and give shape to everyday life. A useful tension runs through the report: arriving alone can coexist with wanting connection, while a physical experience can keep circulating through photographs, objects and online exchanges long after it ends.</w:t>
+        <w:t>At District, that interest takes him into the social life of going out. He wrote Touching Grass: How India Will Go Out in 2026, a cultural reading of how plans and experiences become ways to seek company, express identity and give shape to everyday life. A useful tension runs through the report: arriving alone can coexist with wanting connection, while a physical experience can keep circulating through photographs, objects and online exchanges long after it ends.</w:t>
       </w:r>
     </w:p>
     <w:p>
